--- a/ПР 4.1 Численные методы.docx
+++ b/ПР 4.1 Численные методы.docx
@@ -479,7 +479,6 @@
         </w:rPr>
         <w:t xml:space="preserve"> = </w:t>
       </w:r>
-      <w:proofErr w:type="spellStart"/>
       <w:proofErr w:type="gramStart"/>
       <w:r>
         <w:rPr>
@@ -490,7 +489,6 @@
         </w:rPr>
         <w:t>np</w:t>
       </w:r>
-      <w:proofErr w:type="spellEnd"/>
       <w:r>
         <w:rPr>
           <w:rFonts w:ascii="Times New Roman" w:hAnsi="Times New Roman" w:cs="Times New Roman"/>
@@ -499,7 +497,6 @@
         </w:rPr>
         <w:t>.</w:t>
       </w:r>
-      <w:proofErr w:type="spellStart"/>
       <w:r>
         <w:rPr>
           <w:rFonts w:ascii="Times New Roman" w:hAnsi="Times New Roman" w:cs="Times New Roman"/>
@@ -509,7 +506,6 @@
         </w:rPr>
         <w:t>array</w:t>
       </w:r>
-      <w:proofErr w:type="spellEnd"/>
       <w:r>
         <w:rPr>
           <w:rFonts w:ascii="Times New Roman" w:hAnsi="Times New Roman" w:cs="Times New Roman"/>
@@ -1345,6 +1341,7 @@
           <w:rFonts w:ascii="Times New Roman" w:hAnsi="Times New Roman" w:cs="Times New Roman"/>
           <w:sz w:val="28"/>
           <w:szCs w:val="28"/>
+          <w:lang w:val="en-US"/>
         </w:rPr>
       </w:pPr>
       <w:r>
@@ -1365,16 +1362,15 @@
         </w:rPr>
         <w:t>det</w:t>
       </w:r>
-      <w:proofErr w:type="spellEnd"/>
-      <w:r>
-        <w:rPr>
-          <w:rFonts w:ascii="Times New Roman" w:hAnsi="Times New Roman" w:cs="Times New Roman"/>
-          <w:sz w:val="28"/>
-          <w:szCs w:val="28"/>
+      <w:r>
+        <w:rPr>
+          <w:rFonts w:ascii="Times New Roman" w:hAnsi="Times New Roman" w:cs="Times New Roman"/>
+          <w:sz w:val="28"/>
+          <w:szCs w:val="28"/>
+          <w:lang w:val="en-US"/>
         </w:rPr>
         <w:t>_</w:t>
       </w:r>
-      <w:proofErr w:type="spellStart"/>
       <w:r>
         <w:rPr>
           <w:rFonts w:ascii="Times New Roman" w:hAnsi="Times New Roman" w:cs="Times New Roman"/>
@@ -1390,6 +1386,7 @@
           <w:rFonts w:ascii="Times New Roman" w:hAnsi="Times New Roman" w:cs="Times New Roman"/>
           <w:sz w:val="28"/>
           <w:szCs w:val="28"/>
+          <w:lang w:val="en-US"/>
         </w:rPr>
         <w:t xml:space="preserve"> = </w:t>
       </w:r>
@@ -1408,6 +1405,7 @@
           <w:rFonts w:ascii="Times New Roman" w:hAnsi="Times New Roman" w:cs="Times New Roman"/>
           <w:sz w:val="28"/>
           <w:szCs w:val="28"/>
+          <w:lang w:val="en-US"/>
         </w:rPr>
         <w:t>(</w:t>
       </w:r>
@@ -1426,6 +1424,7 @@
           <w:rFonts w:ascii="Times New Roman" w:hAnsi="Times New Roman" w:cs="Times New Roman"/>
           <w:sz w:val="28"/>
           <w:szCs w:val="28"/>
+          <w:lang w:val="en-US"/>
         </w:rPr>
         <w:t>)</w:t>
       </w:r>
@@ -1436,13 +1435,15 @@
           <w:rFonts w:ascii="Times New Roman" w:hAnsi="Times New Roman" w:cs="Times New Roman"/>
           <w:sz w:val="28"/>
           <w:szCs w:val="28"/>
-        </w:rPr>
-      </w:pPr>
-      <w:r>
-        <w:rPr>
-          <w:rFonts w:ascii="Times New Roman" w:hAnsi="Times New Roman" w:cs="Times New Roman"/>
-          <w:sz w:val="28"/>
-          <w:szCs w:val="28"/>
+          <w:lang w:val="en-US"/>
+        </w:rPr>
+      </w:pPr>
+      <w:r>
+        <w:rPr>
+          <w:rFonts w:ascii="Times New Roman" w:hAnsi="Times New Roman" w:cs="Times New Roman"/>
+          <w:sz w:val="28"/>
+          <w:szCs w:val="28"/>
+          <w:lang w:val="en-US"/>
         </w:rPr>
         <w:t xml:space="preserve">    </w:t>
       </w:r>
@@ -1453,13 +1454,15 @@
           <w:rFonts w:ascii="Times New Roman" w:hAnsi="Times New Roman" w:cs="Times New Roman"/>
           <w:sz w:val="28"/>
           <w:szCs w:val="28"/>
-        </w:rPr>
-      </w:pPr>
-      <w:r>
-        <w:rPr>
-          <w:rFonts w:ascii="Times New Roman" w:hAnsi="Times New Roman" w:cs="Times New Roman"/>
-          <w:sz w:val="28"/>
-          <w:szCs w:val="28"/>
+          <w:lang w:val="en-US"/>
+        </w:rPr>
+      </w:pPr>
+      <w:r>
+        <w:rPr>
+          <w:rFonts w:ascii="Times New Roman" w:hAnsi="Times New Roman" w:cs="Times New Roman"/>
+          <w:sz w:val="28"/>
+          <w:szCs w:val="28"/>
+          <w:lang w:val="en-US"/>
         </w:rPr>
         <w:t xml:space="preserve">    </w:t>
       </w:r>
@@ -1479,6 +1482,7 @@
           <w:rFonts w:ascii="Times New Roman" w:hAnsi="Times New Roman" w:cs="Times New Roman"/>
           <w:sz w:val="28"/>
           <w:szCs w:val="28"/>
+          <w:lang w:val="en-US"/>
         </w:rPr>
         <w:t xml:space="preserve"> </w:t>
       </w:r>
@@ -1496,6 +1500,7 @@
           <w:rFonts w:ascii="Times New Roman" w:hAnsi="Times New Roman" w:cs="Times New Roman"/>
           <w:sz w:val="28"/>
           <w:szCs w:val="28"/>
+          <w:lang w:val="en-US"/>
         </w:rPr>
         <w:t>(</w:t>
       </w:r>
@@ -1509,16 +1514,15 @@
         </w:rPr>
         <w:t>det</w:t>
       </w:r>
-      <w:proofErr w:type="spellEnd"/>
-      <w:r>
-        <w:rPr>
-          <w:rFonts w:ascii="Times New Roman" w:hAnsi="Times New Roman" w:cs="Times New Roman"/>
-          <w:sz w:val="28"/>
-          <w:szCs w:val="28"/>
+      <w:r>
+        <w:rPr>
+          <w:rFonts w:ascii="Times New Roman" w:hAnsi="Times New Roman" w:cs="Times New Roman"/>
+          <w:sz w:val="28"/>
+          <w:szCs w:val="28"/>
+          <w:lang w:val="en-US"/>
         </w:rPr>
         <w:t>_</w:t>
       </w:r>
-      <w:proofErr w:type="spellStart"/>
       <w:r>
         <w:rPr>
           <w:rFonts w:ascii="Times New Roman" w:hAnsi="Times New Roman" w:cs="Times New Roman"/>
@@ -1534,6 +1538,7 @@
           <w:rFonts w:ascii="Times New Roman" w:hAnsi="Times New Roman" w:cs="Times New Roman"/>
           <w:sz w:val="28"/>
           <w:szCs w:val="28"/>
+          <w:lang w:val="en-US"/>
         </w:rPr>
         <w:t>) &lt; 1</w:t>
       </w:r>
@@ -1551,24 +1556,68 @@
           <w:rFonts w:ascii="Times New Roman" w:hAnsi="Times New Roman" w:cs="Times New Roman"/>
           <w:sz w:val="28"/>
           <w:szCs w:val="28"/>
-        </w:rPr>
-        <w:t>-10:  # Проверка на вырожденность</w:t>
-      </w:r>
-    </w:p>
-    <w:p>
-      <w:pPr>
-        <w:rPr>
-          <w:rFonts w:ascii="Times New Roman" w:hAnsi="Times New Roman" w:cs="Times New Roman"/>
-          <w:sz w:val="28"/>
-          <w:szCs w:val="28"/>
-          <w:lang w:val="en-US"/>
-        </w:rPr>
-      </w:pPr>
-      <w:r>
-        <w:rPr>
-          <w:rFonts w:ascii="Times New Roman" w:hAnsi="Times New Roman" w:cs="Times New Roman"/>
-          <w:sz w:val="28"/>
-          <w:szCs w:val="28"/>
+          <w:lang w:val="en-US"/>
+        </w:rPr>
+        <w:t xml:space="preserve">-10:  # </w:t>
+      </w:r>
+      <w:r>
+        <w:rPr>
+          <w:rFonts w:ascii="Times New Roman" w:hAnsi="Times New Roman" w:cs="Times New Roman"/>
+          <w:sz w:val="28"/>
+          <w:szCs w:val="28"/>
+        </w:rPr>
+        <w:t>Проверка</w:t>
+      </w:r>
+      <w:r>
+        <w:rPr>
+          <w:rFonts w:ascii="Times New Roman" w:hAnsi="Times New Roman" w:cs="Times New Roman"/>
+          <w:sz w:val="28"/>
+          <w:szCs w:val="28"/>
+          <w:lang w:val="en-US"/>
+        </w:rPr>
+        <w:t xml:space="preserve"> </w:t>
+      </w:r>
+      <w:r>
+        <w:rPr>
+          <w:rFonts w:ascii="Times New Roman" w:hAnsi="Times New Roman" w:cs="Times New Roman"/>
+          <w:sz w:val="28"/>
+          <w:szCs w:val="28"/>
+        </w:rPr>
+        <w:t>на</w:t>
+      </w:r>
+      <w:r>
+        <w:rPr>
+          <w:rFonts w:ascii="Times New Roman" w:hAnsi="Times New Roman" w:cs="Times New Roman"/>
+          <w:sz w:val="28"/>
+          <w:szCs w:val="28"/>
+          <w:lang w:val="en-US"/>
+        </w:rPr>
+        <w:t xml:space="preserve"> </w:t>
+      </w:r>
+      <w:r>
+        <w:rPr>
+          <w:rFonts w:ascii="Times New Roman" w:hAnsi="Times New Roman" w:cs="Times New Roman"/>
+          <w:sz w:val="28"/>
+          <w:szCs w:val="28"/>
+        </w:rPr>
+        <w:t>вырожденность</w:t>
+      </w:r>
+    </w:p>
+    <w:p>
+      <w:pPr>
+        <w:rPr>
+          <w:rFonts w:ascii="Times New Roman" w:hAnsi="Times New Roman" w:cs="Times New Roman"/>
+          <w:sz w:val="28"/>
+          <w:szCs w:val="28"/>
+          <w:lang w:val="en-US"/>
+        </w:rPr>
+      </w:pPr>
+      <w:r>
+        <w:rPr>
+          <w:rFonts w:ascii="Times New Roman" w:hAnsi="Times New Roman" w:cs="Times New Roman"/>
+          <w:sz w:val="28"/>
+          <w:szCs w:val="28"/>
+          <w:lang w:val="en-US"/>
         </w:rPr>
         <w:t xml:space="preserve">        </w:t>
       </w:r>
@@ -1752,6 +1801,7 @@
           <w:rFonts w:ascii="Times New Roman" w:hAnsi="Times New Roman" w:cs="Times New Roman"/>
           <w:sz w:val="28"/>
           <w:szCs w:val="28"/>
+          <w:lang w:val="en-US"/>
         </w:rPr>
       </w:pPr>
       <w:r>
@@ -1778,6 +1828,7 @@
           <w:rFonts w:ascii="Times New Roman" w:hAnsi="Times New Roman" w:cs="Times New Roman"/>
           <w:sz w:val="28"/>
           <w:szCs w:val="28"/>
+          <w:lang w:val="en-US"/>
         </w:rPr>
         <w:t xml:space="preserve"> </w:t>
       </w:r>
@@ -1797,6 +1848,7 @@
           <w:rFonts w:ascii="Times New Roman" w:hAnsi="Times New Roman" w:cs="Times New Roman"/>
           <w:sz w:val="28"/>
           <w:szCs w:val="28"/>
+          <w:lang w:val="en-US"/>
         </w:rPr>
         <w:t xml:space="preserve"> </w:t>
       </w:r>
@@ -1814,6 +1866,7 @@
           <w:rFonts w:ascii="Times New Roman" w:hAnsi="Times New Roman" w:cs="Times New Roman"/>
           <w:sz w:val="28"/>
           <w:szCs w:val="28"/>
+          <w:lang w:val="en-US"/>
         </w:rPr>
         <w:t xml:space="preserve"> </w:t>
       </w:r>
@@ -1831,6 +1884,7 @@
           <w:rFonts w:ascii="Times New Roman" w:hAnsi="Times New Roman" w:cs="Times New Roman"/>
           <w:sz w:val="28"/>
           <w:szCs w:val="28"/>
+          <w:lang w:val="en-US"/>
         </w:rPr>
         <w:t>(</w:t>
       </w:r>
@@ -1848,6 +1902,7 @@
           <w:rFonts w:ascii="Times New Roman" w:hAnsi="Times New Roman" w:cs="Times New Roman"/>
           <w:sz w:val="28"/>
           <w:szCs w:val="28"/>
+          <w:lang w:val="en-US"/>
         </w:rPr>
         <w:t>):</w:t>
       </w:r>
@@ -1858,13 +1913,15 @@
           <w:rFonts w:ascii="Times New Roman" w:hAnsi="Times New Roman" w:cs="Times New Roman"/>
           <w:sz w:val="28"/>
           <w:szCs w:val="28"/>
-        </w:rPr>
-      </w:pPr>
-      <w:r>
-        <w:rPr>
-          <w:rFonts w:ascii="Times New Roman" w:hAnsi="Times New Roman" w:cs="Times New Roman"/>
-          <w:sz w:val="28"/>
-          <w:szCs w:val="28"/>
+          <w:lang w:val="en-US"/>
+        </w:rPr>
+      </w:pPr>
+      <w:r>
+        <w:rPr>
+          <w:rFonts w:ascii="Times New Roman" w:hAnsi="Times New Roman" w:cs="Times New Roman"/>
+          <w:sz w:val="28"/>
+          <w:szCs w:val="28"/>
+          <w:lang w:val="en-US"/>
         </w:rPr>
         <w:t xml:space="preserve">        </w:t>
       </w:r>
@@ -1878,16 +1935,15 @@
         </w:rPr>
         <w:t>A</w:t>
       </w:r>
-      <w:proofErr w:type="spellEnd"/>
-      <w:r>
-        <w:rPr>
-          <w:rFonts w:ascii="Times New Roman" w:hAnsi="Times New Roman" w:cs="Times New Roman"/>
-          <w:sz w:val="28"/>
-          <w:szCs w:val="28"/>
+      <w:r>
+        <w:rPr>
+          <w:rFonts w:ascii="Times New Roman" w:hAnsi="Times New Roman" w:cs="Times New Roman"/>
+          <w:sz w:val="28"/>
+          <w:szCs w:val="28"/>
+          <w:lang w:val="en-US"/>
         </w:rPr>
         <w:t>_</w:t>
       </w:r>
-      <w:proofErr w:type="spellStart"/>
       <w:r>
         <w:rPr>
           <w:rFonts w:ascii="Times New Roman" w:hAnsi="Times New Roman" w:cs="Times New Roman"/>
@@ -1903,6 +1959,7 @@
           <w:rFonts w:ascii="Times New Roman" w:hAnsi="Times New Roman" w:cs="Times New Roman"/>
           <w:sz w:val="28"/>
           <w:szCs w:val="28"/>
+          <w:lang w:val="en-US"/>
         </w:rPr>
         <w:t xml:space="preserve"> = </w:t>
       </w:r>
@@ -1917,16 +1974,15 @@
         </w:rPr>
         <w:t>A</w:t>
       </w:r>
-      <w:proofErr w:type="spellEnd"/>
-      <w:r>
-        <w:rPr>
-          <w:rFonts w:ascii="Times New Roman" w:hAnsi="Times New Roman" w:cs="Times New Roman"/>
-          <w:sz w:val="28"/>
-          <w:szCs w:val="28"/>
+      <w:r>
+        <w:rPr>
+          <w:rFonts w:ascii="Times New Roman" w:hAnsi="Times New Roman" w:cs="Times New Roman"/>
+          <w:sz w:val="28"/>
+          <w:szCs w:val="28"/>
+          <w:lang w:val="en-US"/>
         </w:rPr>
         <w:t>.</w:t>
       </w:r>
-      <w:proofErr w:type="spellStart"/>
       <w:r>
         <w:rPr>
           <w:rFonts w:ascii="Times New Roman" w:hAnsi="Times New Roman" w:cs="Times New Roman"/>
@@ -1942,6 +1998,7 @@
           <w:rFonts w:ascii="Times New Roman" w:hAnsi="Times New Roman" w:cs="Times New Roman"/>
           <w:sz w:val="28"/>
           <w:szCs w:val="28"/>
+          <w:lang w:val="en-US"/>
         </w:rPr>
         <w:t>(</w:t>
       </w:r>
@@ -1951,27 +2008,53 @@
           <w:rFonts w:ascii="Times New Roman" w:hAnsi="Times New Roman" w:cs="Times New Roman"/>
           <w:sz w:val="28"/>
           <w:szCs w:val="28"/>
-        </w:rPr>
-        <w:t>)  # Копируем матрицу</w:t>
-      </w:r>
-    </w:p>
-    <w:p>
-      <w:pPr>
-        <w:rPr>
-          <w:rFonts w:ascii="Times New Roman" w:hAnsi="Times New Roman" w:cs="Times New Roman"/>
-          <w:sz w:val="28"/>
-          <w:szCs w:val="28"/>
-        </w:rPr>
-      </w:pPr>
-      <w:r>
-        <w:rPr>
-          <w:rFonts w:ascii="Times New Roman" w:hAnsi="Times New Roman" w:cs="Times New Roman"/>
-          <w:sz w:val="28"/>
-          <w:szCs w:val="28"/>
+          <w:lang w:val="en-US"/>
+        </w:rPr>
+        <w:t xml:space="preserve">)  # </w:t>
+      </w:r>
+      <w:r>
+        <w:rPr>
+          <w:rFonts w:ascii="Times New Roman" w:hAnsi="Times New Roman" w:cs="Times New Roman"/>
+          <w:sz w:val="28"/>
+          <w:szCs w:val="28"/>
+        </w:rPr>
+        <w:t>Копируем</w:t>
+      </w:r>
+      <w:r>
+        <w:rPr>
+          <w:rFonts w:ascii="Times New Roman" w:hAnsi="Times New Roman" w:cs="Times New Roman"/>
+          <w:sz w:val="28"/>
+          <w:szCs w:val="28"/>
+          <w:lang w:val="en-US"/>
+        </w:rPr>
+        <w:t xml:space="preserve"> </w:t>
+      </w:r>
+      <w:r>
+        <w:rPr>
+          <w:rFonts w:ascii="Times New Roman" w:hAnsi="Times New Roman" w:cs="Times New Roman"/>
+          <w:sz w:val="28"/>
+          <w:szCs w:val="28"/>
+        </w:rPr>
+        <w:t>матрицу</w:t>
+      </w:r>
+    </w:p>
+    <w:p>
+      <w:pPr>
+        <w:rPr>
+          <w:rFonts w:ascii="Times New Roman" w:hAnsi="Times New Roman" w:cs="Times New Roman"/>
+          <w:sz w:val="28"/>
+          <w:szCs w:val="28"/>
+        </w:rPr>
+      </w:pPr>
+      <w:r>
+        <w:rPr>
+          <w:rFonts w:ascii="Times New Roman" w:hAnsi="Times New Roman" w:cs="Times New Roman"/>
+          <w:sz w:val="28"/>
+          <w:szCs w:val="28"/>
+          <w:lang w:val="en-US"/>
         </w:rPr>
         <w:t xml:space="preserve">        </w:t>
       </w:r>
-      <w:proofErr w:type="spellStart"/>
       <w:r>
         <w:rPr>
           <w:rFonts w:ascii="Times New Roman" w:hAnsi="Times New Roman" w:cs="Times New Roman"/>
@@ -1981,7 +2064,6 @@
         </w:rPr>
         <w:t>A</w:t>
       </w:r>
-      <w:proofErr w:type="spellEnd"/>
       <w:r>
         <w:rPr>
           <w:rFonts w:ascii="Times New Roman" w:hAnsi="Times New Roman" w:cs="Times New Roman"/>
@@ -1990,7 +2072,6 @@
         </w:rPr>
         <w:t>_</w:t>
       </w:r>
-      <w:proofErr w:type="spellStart"/>
       <w:proofErr w:type="gramStart"/>
       <w:r>
         <w:rPr>
@@ -2001,7 +2082,6 @@
         </w:rPr>
         <w:t>copy</w:t>
       </w:r>
-      <w:proofErr w:type="spellEnd"/>
       <w:r>
         <w:rPr>
           <w:rFonts w:ascii="Times New Roman" w:hAnsi="Times New Roman" w:cs="Times New Roman"/>
@@ -2511,6 +2591,7 @@
           <w:rFonts w:ascii="Times New Roman" w:hAnsi="Times New Roman" w:cs="Times New Roman"/>
           <w:sz w:val="28"/>
           <w:szCs w:val="28"/>
+          <w:lang w:val="en-US"/>
         </w:rPr>
       </w:pPr>
       <w:r>
@@ -2537,6 +2618,7 @@
           <w:rFonts w:ascii="Times New Roman" w:hAnsi="Times New Roman" w:cs="Times New Roman"/>
           <w:sz w:val="28"/>
           <w:szCs w:val="28"/>
+          <w:lang w:val="en-US"/>
         </w:rPr>
         <w:t xml:space="preserve"> = </w:t>
       </w:r>
@@ -2554,6 +2636,7 @@
           <w:rFonts w:ascii="Times New Roman" w:hAnsi="Times New Roman" w:cs="Times New Roman"/>
           <w:sz w:val="28"/>
           <w:szCs w:val="28"/>
+          <w:lang w:val="en-US"/>
         </w:rPr>
         <w:t>.</w:t>
       </w:r>
@@ -2571,6 +2654,7 @@
           <w:rFonts w:ascii="Times New Roman" w:hAnsi="Times New Roman" w:cs="Times New Roman"/>
           <w:sz w:val="28"/>
           <w:szCs w:val="28"/>
+          <w:lang w:val="en-US"/>
         </w:rPr>
         <w:t>(</w:t>
       </w:r>
@@ -2588,6 +2672,7 @@
           <w:rFonts w:ascii="Times New Roman" w:hAnsi="Times New Roman" w:cs="Times New Roman"/>
           <w:sz w:val="28"/>
           <w:szCs w:val="28"/>
+          <w:lang w:val="en-US"/>
         </w:rPr>
         <w:t xml:space="preserve">, </w:t>
       </w:r>
@@ -2605,6 +2690,7 @@
           <w:rFonts w:ascii="Times New Roman" w:hAnsi="Times New Roman" w:cs="Times New Roman"/>
           <w:sz w:val="28"/>
           <w:szCs w:val="28"/>
+          <w:lang w:val="en-US"/>
         </w:rPr>
         <w:t xml:space="preserve">) - </w:t>
       </w:r>
@@ -2631,6 +2717,7 @@
           <w:rFonts w:ascii="Times New Roman" w:hAnsi="Times New Roman" w:cs="Times New Roman"/>
           <w:sz w:val="28"/>
           <w:szCs w:val="28"/>
+          <w:lang w:val="en-US"/>
         </w:rPr>
         <w:t xml:space="preserve">    </w:t>
       </w:r>
@@ -3710,6 +3797,1485 @@
           <w:lang w:val="en-US"/>
         </w:rPr>
         <w:t>), 4))</w:t>
+      </w:r>
+    </w:p>
+    <w:p>
+      <w:pPr>
+        <w:rPr>
+          <w:rFonts w:ascii="Times New Roman" w:hAnsi="Times New Roman" w:cs="Times New Roman"/>
+          <w:sz w:val="28"/>
+          <w:szCs w:val="28"/>
+          <w:lang w:val="en-US"/>
+        </w:rPr>
+      </w:pPr>
+    </w:p>
+    <w:p>
+      <w:pPr>
+        <w:rPr>
+          <w:rFonts w:ascii="Times New Roman" w:hAnsi="Times New Roman" w:cs="Times New Roman"/>
+          <w:sz w:val="28"/>
+          <w:szCs w:val="28"/>
+          <w:lang w:val="en-US"/>
+        </w:rPr>
+      </w:pPr>
+    </w:p>
+    <w:p>
+      <w:pPr>
+        <w:rPr>
+          <w:rFonts w:ascii="Times New Roman" w:hAnsi="Times New Roman" w:cs="Times New Roman"/>
+          <w:sz w:val="28"/>
+          <w:szCs w:val="28"/>
+          <w:lang w:val="en-US"/>
+        </w:rPr>
+      </w:pPr>
+    </w:p>
+    <w:p>
+      <w:pPr>
+        <w:rPr>
+          <w:rFonts w:ascii="Times New Roman" w:hAnsi="Times New Roman" w:cs="Times New Roman"/>
+          <w:sz w:val="28"/>
+          <w:szCs w:val="28"/>
+          <w:lang w:val="en-US"/>
+        </w:rPr>
+      </w:pPr>
+    </w:p>
+    <w:p>
+      <w:pPr>
+        <w:rPr>
+          <w:rFonts w:ascii="Times New Roman" w:hAnsi="Times New Roman" w:cs="Times New Roman"/>
+          <w:sz w:val="28"/>
+          <w:szCs w:val="28"/>
+          <w:lang w:val="en-US"/>
+        </w:rPr>
+      </w:pPr>
+    </w:p>
+    <w:p>
+      <w:pPr>
+        <w:rPr>
+          <w:rFonts w:ascii="Times New Roman" w:hAnsi="Times New Roman" w:cs="Times New Roman"/>
+          <w:sz w:val="28"/>
+          <w:szCs w:val="28"/>
+          <w:lang w:val="en-US"/>
+        </w:rPr>
+      </w:pPr>
+    </w:p>
+    <w:p>
+      <w:pPr>
+        <w:rPr>
+          <w:rFonts w:ascii="Times New Roman" w:hAnsi="Times New Roman" w:cs="Times New Roman"/>
+          <w:sz w:val="28"/>
+          <w:szCs w:val="28"/>
+          <w:lang w:val="en-US"/>
+        </w:rPr>
+      </w:pPr>
+    </w:p>
+    <w:p>
+      <w:pPr>
+        <w:rPr>
+          <w:rFonts w:ascii="Times New Roman" w:hAnsi="Times New Roman" w:cs="Times New Roman"/>
+          <w:sz w:val="28"/>
+          <w:szCs w:val="28"/>
+          <w:lang w:val="en-US"/>
+        </w:rPr>
+      </w:pPr>
+    </w:p>
+    <w:p>
+      <w:pPr>
+        <w:rPr>
+          <w:rFonts w:ascii="Times New Roman" w:hAnsi="Times New Roman" w:cs="Times New Roman"/>
+          <w:sz w:val="28"/>
+          <w:szCs w:val="28"/>
+          <w:lang w:val="en-US"/>
+        </w:rPr>
+      </w:pPr>
+    </w:p>
+    <w:p>
+      <w:pPr>
+        <w:rPr>
+          <w:rFonts w:ascii="Times New Roman" w:hAnsi="Times New Roman" w:cs="Times New Roman"/>
+          <w:sz w:val="28"/>
+          <w:szCs w:val="28"/>
+        </w:rPr>
+      </w:pPr>
+      <w:r>
+        <w:rPr>
+          <w:rFonts w:ascii="Times New Roman" w:hAnsi="Times New Roman" w:cs="Times New Roman"/>
+          <w:sz w:val="28"/>
+          <w:szCs w:val="28"/>
+        </w:rPr>
+        <w:lastRenderedPageBreak/>
+        <w:t>Решение методом простых итераций:</w:t>
+      </w:r>
+    </w:p>
+    <w:p>
+      <w:pPr>
+        <w:rPr>
+          <w:rFonts w:ascii="Times New Roman" w:hAnsi="Times New Roman" w:cs="Times New Roman"/>
+          <w:sz w:val="28"/>
+          <w:szCs w:val="28"/>
+        </w:rPr>
+      </w:pPr>
+      <w:proofErr w:type="spellStart"/>
+      <w:r>
+        <w:rPr>
+          <w:rFonts w:ascii="Times New Roman" w:hAnsi="Times New Roman" w:cs="Times New Roman"/>
+          <w:sz w:val="28"/>
+          <w:szCs w:val="28"/>
+        </w:rPr>
+        <w:t>import</w:t>
+      </w:r>
+      <w:proofErr w:type="spellEnd"/>
+      <w:r>
+        <w:rPr>
+          <w:rFonts w:ascii="Times New Roman" w:hAnsi="Times New Roman" w:cs="Times New Roman"/>
+          <w:sz w:val="28"/>
+          <w:szCs w:val="28"/>
+        </w:rPr>
+        <w:t xml:space="preserve"> </w:t>
+      </w:r>
+      <w:proofErr w:type="spellStart"/>
+      <w:r>
+        <w:rPr>
+          <w:rFonts w:ascii="Times New Roman" w:hAnsi="Times New Roman" w:cs="Times New Roman"/>
+          <w:sz w:val="28"/>
+          <w:szCs w:val="28"/>
+        </w:rPr>
+        <w:t>numpy</w:t>
+      </w:r>
+      <w:proofErr w:type="spellEnd"/>
+      <w:r>
+        <w:rPr>
+          <w:rFonts w:ascii="Times New Roman" w:hAnsi="Times New Roman" w:cs="Times New Roman"/>
+          <w:sz w:val="28"/>
+          <w:szCs w:val="28"/>
+        </w:rPr>
+        <w:t xml:space="preserve"> </w:t>
+      </w:r>
+      <w:proofErr w:type="spellStart"/>
+      <w:r>
+        <w:rPr>
+          <w:rFonts w:ascii="Times New Roman" w:hAnsi="Times New Roman" w:cs="Times New Roman"/>
+          <w:sz w:val="28"/>
+          <w:szCs w:val="28"/>
+        </w:rPr>
+        <w:t>as</w:t>
+      </w:r>
+      <w:proofErr w:type="spellEnd"/>
+      <w:r>
+        <w:rPr>
+          <w:rFonts w:ascii="Times New Roman" w:hAnsi="Times New Roman" w:cs="Times New Roman"/>
+          <w:sz w:val="28"/>
+          <w:szCs w:val="28"/>
+        </w:rPr>
+        <w:t xml:space="preserve"> </w:t>
+      </w:r>
+      <w:proofErr w:type="spellStart"/>
+      <w:r>
+        <w:rPr>
+          <w:rFonts w:ascii="Times New Roman" w:hAnsi="Times New Roman" w:cs="Times New Roman"/>
+          <w:sz w:val="28"/>
+          <w:szCs w:val="28"/>
+        </w:rPr>
+        <w:t>np</w:t>
+      </w:r>
+      <w:proofErr w:type="spellEnd"/>
+    </w:p>
+    <w:p>
+      <w:pPr>
+        <w:rPr>
+          <w:rFonts w:ascii="Times New Roman" w:hAnsi="Times New Roman" w:cs="Times New Roman"/>
+          <w:sz w:val="28"/>
+          <w:szCs w:val="28"/>
+        </w:rPr>
+      </w:pPr>
+    </w:p>
+    <w:p>
+      <w:pPr>
+        <w:rPr>
+          <w:rFonts w:ascii="Times New Roman" w:hAnsi="Times New Roman" w:cs="Times New Roman"/>
+          <w:sz w:val="28"/>
+          <w:szCs w:val="28"/>
+        </w:rPr>
+      </w:pPr>
+      <w:r>
+        <w:rPr>
+          <w:rFonts w:ascii="Times New Roman" w:hAnsi="Times New Roman" w:cs="Times New Roman"/>
+          <w:sz w:val="28"/>
+          <w:szCs w:val="28"/>
+        </w:rPr>
+        <w:t xml:space="preserve"># </w:t>
+      </w:r>
+      <w:r>
+        <w:rPr>
+          <w:rFonts w:ascii="Segoe UI Symbol" w:hAnsi="Segoe UI Symbol" w:cs="Segoe UI Symbol"/>
+          <w:sz w:val="28"/>
+          <w:szCs w:val="28"/>
+        </w:rPr>
+        <w:t>📌</w:t>
+      </w:r>
+      <w:r>
+        <w:rPr>
+          <w:rFonts w:ascii="Times New Roman" w:hAnsi="Times New Roman" w:cs="Times New Roman"/>
+          <w:sz w:val="28"/>
+          <w:szCs w:val="28"/>
+        </w:rPr>
+        <w:t xml:space="preserve"> Исходные данные системы уравнений</w:t>
+      </w:r>
+    </w:p>
+    <w:p>
+      <w:pPr>
+        <w:rPr>
+          <w:rFonts w:ascii="Times New Roman" w:hAnsi="Times New Roman" w:cs="Times New Roman"/>
+          <w:sz w:val="28"/>
+          <w:szCs w:val="28"/>
+          <w:lang w:val="en-US"/>
+        </w:rPr>
+      </w:pPr>
+      <w:r>
+        <w:rPr>
+          <w:rFonts w:ascii="Times New Roman" w:hAnsi="Times New Roman" w:cs="Times New Roman"/>
+          <w:sz w:val="28"/>
+          <w:szCs w:val="28"/>
+          <w:lang w:val="en-US"/>
+        </w:rPr>
+        <w:t>coefficients = [</w:t>
+      </w:r>
+    </w:p>
+    <w:p>
+      <w:pPr>
+        <w:rPr>
+          <w:rFonts w:ascii="Times New Roman" w:hAnsi="Times New Roman" w:cs="Times New Roman"/>
+          <w:sz w:val="28"/>
+          <w:szCs w:val="28"/>
+          <w:lang w:val="en-US"/>
+        </w:rPr>
+      </w:pPr>
+      <w:r>
+        <w:rPr>
+          <w:rFonts w:ascii="Times New Roman" w:hAnsi="Times New Roman" w:cs="Times New Roman"/>
+          <w:sz w:val="28"/>
+          <w:szCs w:val="28"/>
+          <w:lang w:val="en-US"/>
+        </w:rPr>
+        <w:t xml:space="preserve">    [7.8, 5.6, 91],</w:t>
+      </w:r>
+    </w:p>
+    <w:p>
+      <w:pPr>
+        <w:rPr>
+          <w:rFonts w:ascii="Times New Roman" w:hAnsi="Times New Roman" w:cs="Times New Roman"/>
+          <w:sz w:val="28"/>
+          <w:szCs w:val="28"/>
+          <w:lang w:val="en-US"/>
+        </w:rPr>
+      </w:pPr>
+      <w:r>
+        <w:rPr>
+          <w:rFonts w:ascii="Times New Roman" w:hAnsi="Times New Roman" w:cs="Times New Roman"/>
+          <w:sz w:val="28"/>
+          <w:szCs w:val="28"/>
+          <w:lang w:val="en-US"/>
+        </w:rPr>
+        <w:t xml:space="preserve">    [2.8, 51, 3.8],</w:t>
+      </w:r>
+    </w:p>
+    <w:p>
+      <w:pPr>
+        <w:rPr>
+          <w:rFonts w:ascii="Times New Roman" w:hAnsi="Times New Roman" w:cs="Times New Roman"/>
+          <w:sz w:val="28"/>
+          <w:szCs w:val="28"/>
+          <w:lang w:val="en-US"/>
+        </w:rPr>
+      </w:pPr>
+      <w:r>
+        <w:rPr>
+          <w:rFonts w:ascii="Times New Roman" w:hAnsi="Times New Roman" w:cs="Times New Roman"/>
+          <w:sz w:val="28"/>
+          <w:szCs w:val="28"/>
+          <w:lang w:val="en-US"/>
+        </w:rPr>
+        <w:t xml:space="preserve">    [12, 5.7, 4.1]</w:t>
+      </w:r>
+    </w:p>
+    <w:p>
+      <w:pPr>
+        <w:rPr>
+          <w:rFonts w:ascii="Times New Roman" w:hAnsi="Times New Roman" w:cs="Times New Roman"/>
+          <w:sz w:val="28"/>
+          <w:szCs w:val="28"/>
+          <w:lang w:val="en-US"/>
+        </w:rPr>
+      </w:pPr>
+      <w:r>
+        <w:rPr>
+          <w:rFonts w:ascii="Times New Roman" w:hAnsi="Times New Roman" w:cs="Times New Roman"/>
+          <w:sz w:val="28"/>
+          <w:szCs w:val="28"/>
+          <w:lang w:val="en-US"/>
+        </w:rPr>
+        <w:t>]</w:t>
+      </w:r>
+    </w:p>
+    <w:p>
+      <w:pPr>
+        <w:rPr>
+          <w:rFonts w:ascii="Times New Roman" w:hAnsi="Times New Roman" w:cs="Times New Roman"/>
+          <w:sz w:val="28"/>
+          <w:szCs w:val="28"/>
+          <w:lang w:val="en-US"/>
+        </w:rPr>
+      </w:pPr>
+      <w:r>
+        <w:rPr>
+          <w:rFonts w:ascii="Times New Roman" w:hAnsi="Times New Roman" w:cs="Times New Roman"/>
+          <w:sz w:val="28"/>
+          <w:szCs w:val="28"/>
+          <w:lang w:val="en-US"/>
+        </w:rPr>
+        <w:t>free_terms = [98, 67, 58]</w:t>
+      </w:r>
+    </w:p>
+    <w:p>
+      <w:pPr>
+        <w:rPr>
+          <w:rFonts w:ascii="Times New Roman" w:hAnsi="Times New Roman" w:cs="Times New Roman"/>
+          <w:sz w:val="28"/>
+          <w:szCs w:val="28"/>
+          <w:lang w:val="en-US"/>
+        </w:rPr>
+      </w:pPr>
+    </w:p>
+    <w:p>
+      <w:pPr>
+        <w:rPr>
+          <w:rFonts w:ascii="Times New Roman" w:hAnsi="Times New Roman" w:cs="Times New Roman"/>
+          <w:sz w:val="28"/>
+          <w:szCs w:val="28"/>
+          <w:lang w:val="en-US"/>
+        </w:rPr>
+      </w:pPr>
+      <w:r>
+        <w:rPr>
+          <w:rFonts w:ascii="Times New Roman" w:hAnsi="Times New Roman" w:cs="Times New Roman"/>
+          <w:sz w:val="28"/>
+          <w:szCs w:val="28"/>
+          <w:lang w:val="en-US"/>
+        </w:rPr>
+        <w:t xml:space="preserve"># </w:t>
+      </w:r>
+      <w:r>
+        <w:rPr>
+          <w:rFonts w:ascii="Segoe UI Symbol" w:hAnsi="Segoe UI Symbol" w:cs="Segoe UI Symbol"/>
+          <w:sz w:val="28"/>
+          <w:szCs w:val="28"/>
+        </w:rPr>
+        <w:t>📌</w:t>
+      </w:r>
+      <w:r>
+        <w:rPr>
+          <w:rFonts w:ascii="Times New Roman" w:hAnsi="Times New Roman" w:cs="Times New Roman"/>
+          <w:sz w:val="28"/>
+          <w:szCs w:val="28"/>
+          <w:lang w:val="en-US"/>
+        </w:rPr>
+        <w:t xml:space="preserve"> </w:t>
+      </w:r>
+      <w:r>
+        <w:rPr>
+          <w:rFonts w:ascii="Times New Roman" w:hAnsi="Times New Roman" w:cs="Times New Roman"/>
+          <w:sz w:val="28"/>
+          <w:szCs w:val="28"/>
+        </w:rPr>
+        <w:t>Параметры</w:t>
+      </w:r>
+      <w:r>
+        <w:rPr>
+          <w:rFonts w:ascii="Times New Roman" w:hAnsi="Times New Roman" w:cs="Times New Roman"/>
+          <w:sz w:val="28"/>
+          <w:szCs w:val="28"/>
+          <w:lang w:val="en-US"/>
+        </w:rPr>
+        <w:t xml:space="preserve"> </w:t>
+      </w:r>
+      <w:r>
+        <w:rPr>
+          <w:rFonts w:ascii="Times New Roman" w:hAnsi="Times New Roman" w:cs="Times New Roman"/>
+          <w:sz w:val="28"/>
+          <w:szCs w:val="28"/>
+        </w:rPr>
+        <w:t>метода</w:t>
+      </w:r>
+    </w:p>
+    <w:p>
+      <w:pPr>
+        <w:rPr>
+          <w:rFonts w:ascii="Times New Roman" w:hAnsi="Times New Roman" w:cs="Times New Roman"/>
+          <w:sz w:val="28"/>
+          <w:szCs w:val="28"/>
+        </w:rPr>
+      </w:pPr>
+      <w:proofErr w:type="spellStart"/>
+      <w:r>
+        <w:rPr>
+          <w:rFonts w:ascii="Times New Roman" w:hAnsi="Times New Roman" w:cs="Times New Roman"/>
+          <w:sz w:val="28"/>
+          <w:szCs w:val="28"/>
+        </w:rPr>
+        <w:t>epsilon</w:t>
+      </w:r>
+      <w:proofErr w:type="spellEnd"/>
+      <w:r>
+        <w:rPr>
+          <w:rFonts w:ascii="Times New Roman" w:hAnsi="Times New Roman" w:cs="Times New Roman"/>
+          <w:sz w:val="28"/>
+          <w:szCs w:val="28"/>
+        </w:rPr>
+        <w:t xml:space="preserve"> = 1e-6       # Допустимая погрешность</w:t>
+      </w:r>
+    </w:p>
+    <w:p>
+      <w:pPr>
+        <w:rPr>
+          <w:rFonts w:ascii="Times New Roman" w:hAnsi="Times New Roman" w:cs="Times New Roman"/>
+          <w:sz w:val="28"/>
+          <w:szCs w:val="28"/>
+        </w:rPr>
+      </w:pPr>
+      <w:proofErr w:type="spellStart"/>
+      <w:r>
+        <w:rPr>
+          <w:rFonts w:ascii="Times New Roman" w:hAnsi="Times New Roman" w:cs="Times New Roman"/>
+          <w:sz w:val="28"/>
+          <w:szCs w:val="28"/>
+        </w:rPr>
+        <w:t>max_iterations</w:t>
+      </w:r>
+      <w:proofErr w:type="spellEnd"/>
+      <w:r>
+        <w:rPr>
+          <w:rFonts w:ascii="Times New Roman" w:hAnsi="Times New Roman" w:cs="Times New Roman"/>
+          <w:sz w:val="28"/>
+          <w:szCs w:val="28"/>
+        </w:rPr>
+        <w:t xml:space="preserve"> = </w:t>
+      </w:r>
+      <w:proofErr w:type="gramStart"/>
+      <w:r>
+        <w:rPr>
+          <w:rFonts w:ascii="Times New Roman" w:hAnsi="Times New Roman" w:cs="Times New Roman"/>
+          <w:sz w:val="28"/>
+          <w:szCs w:val="28"/>
+        </w:rPr>
+        <w:t>1000  #</w:t>
+      </w:r>
+      <w:proofErr w:type="gramEnd"/>
+      <w:r>
+        <w:rPr>
+          <w:rFonts w:ascii="Times New Roman" w:hAnsi="Times New Roman" w:cs="Times New Roman"/>
+          <w:sz w:val="28"/>
+          <w:szCs w:val="28"/>
+        </w:rPr>
+        <w:t xml:space="preserve"> Максимальное число итераций</w:t>
+      </w:r>
+    </w:p>
+    <w:p>
+      <w:pPr>
+        <w:rPr>
+          <w:rFonts w:ascii="Times New Roman" w:hAnsi="Times New Roman" w:cs="Times New Roman"/>
+          <w:sz w:val="28"/>
+          <w:szCs w:val="28"/>
+        </w:rPr>
+      </w:pPr>
+    </w:p>
+    <w:p>
+      <w:pPr>
+        <w:rPr>
+          <w:rFonts w:ascii="Times New Roman" w:hAnsi="Times New Roman" w:cs="Times New Roman"/>
+          <w:sz w:val="28"/>
+          <w:szCs w:val="28"/>
+        </w:rPr>
+      </w:pPr>
+      <w:r>
+        <w:rPr>
+          <w:rFonts w:ascii="Times New Roman" w:hAnsi="Times New Roman" w:cs="Times New Roman"/>
+          <w:sz w:val="28"/>
+          <w:szCs w:val="28"/>
+        </w:rPr>
+        <w:t xml:space="preserve"># </w:t>
+      </w:r>
+      <w:r>
+        <w:rPr>
+          <w:rFonts w:ascii="Segoe UI Symbol" w:hAnsi="Segoe UI Symbol" w:cs="Segoe UI Symbol"/>
+          <w:sz w:val="28"/>
+          <w:szCs w:val="28"/>
+        </w:rPr>
+        <w:t>📌</w:t>
+      </w:r>
+      <w:r>
+        <w:rPr>
+          <w:rFonts w:ascii="Times New Roman" w:hAnsi="Times New Roman" w:cs="Times New Roman"/>
+          <w:sz w:val="28"/>
+          <w:szCs w:val="28"/>
+        </w:rPr>
+        <w:t xml:space="preserve"> Начальное приближение (начнем с нулевого вектора)</w:t>
+      </w:r>
+    </w:p>
+    <w:p>
+      <w:pPr>
+        <w:rPr>
+          <w:rFonts w:ascii="Times New Roman" w:hAnsi="Times New Roman" w:cs="Times New Roman"/>
+          <w:sz w:val="28"/>
+          <w:szCs w:val="28"/>
+          <w:lang w:val="en-US"/>
+        </w:rPr>
+      </w:pPr>
+      <w:r>
+        <w:rPr>
+          <w:rFonts w:ascii="Times New Roman" w:hAnsi="Times New Roman" w:cs="Times New Roman"/>
+          <w:sz w:val="28"/>
+          <w:szCs w:val="28"/>
+          <w:lang w:val="en-US"/>
+        </w:rPr>
+        <w:t>x_prev = np.zeros(len(coefficients))</w:t>
+      </w:r>
+    </w:p>
+    <w:p>
+      <w:pPr>
+        <w:rPr>
+          <w:rFonts w:ascii="Times New Roman" w:hAnsi="Times New Roman" w:cs="Times New Roman"/>
+          <w:sz w:val="28"/>
+          <w:szCs w:val="28"/>
+          <w:lang w:val="en-US"/>
+        </w:rPr>
+      </w:pPr>
+    </w:p>
+    <w:p>
+      <w:pPr>
+        <w:rPr>
+          <w:rFonts w:ascii="Times New Roman" w:hAnsi="Times New Roman" w:cs="Times New Roman"/>
+          <w:sz w:val="28"/>
+          <w:szCs w:val="28"/>
+        </w:rPr>
+      </w:pPr>
+      <w:r>
+        <w:rPr>
+          <w:rFonts w:ascii="Times New Roman" w:hAnsi="Times New Roman" w:cs="Times New Roman"/>
+          <w:sz w:val="28"/>
+          <w:szCs w:val="28"/>
+        </w:rPr>
+        <w:t xml:space="preserve"># </w:t>
+      </w:r>
+      <w:r>
+        <w:rPr>
+          <w:rFonts w:ascii="Segoe UI Symbol" w:hAnsi="Segoe UI Symbol" w:cs="Segoe UI Symbol"/>
+          <w:sz w:val="28"/>
+          <w:szCs w:val="28"/>
+        </w:rPr>
+        <w:t>📌</w:t>
+      </w:r>
+      <w:r>
+        <w:rPr>
+          <w:rFonts w:ascii="Times New Roman" w:hAnsi="Times New Roman" w:cs="Times New Roman"/>
+          <w:sz w:val="28"/>
+          <w:szCs w:val="28"/>
+        </w:rPr>
+        <w:t xml:space="preserve"> Основной цикл метода простых итераций</w:t>
+      </w:r>
+    </w:p>
+    <w:p>
+      <w:pPr>
+        <w:rPr>
+          <w:rFonts w:ascii="Times New Roman" w:hAnsi="Times New Roman" w:cs="Times New Roman"/>
+          <w:sz w:val="28"/>
+          <w:szCs w:val="28"/>
+          <w:lang w:val="en-US"/>
+        </w:rPr>
+      </w:pPr>
+      <w:r>
+        <w:rPr>
+          <w:rFonts w:ascii="Times New Roman" w:hAnsi="Times New Roman" w:cs="Times New Roman"/>
+          <w:sz w:val="28"/>
+          <w:szCs w:val="28"/>
+          <w:lang w:val="en-US"/>
+        </w:rPr>
+        <w:t>for iteration in range(max_iterations):</w:t>
+      </w:r>
+    </w:p>
+    <w:p>
+      <w:pPr>
+        <w:rPr>
+          <w:rFonts w:ascii="Times New Roman" w:hAnsi="Times New Roman" w:cs="Times New Roman"/>
+          <w:sz w:val="28"/>
+          <w:szCs w:val="28"/>
+        </w:rPr>
+      </w:pPr>
+      <w:r>
+        <w:rPr>
+          <w:rFonts w:ascii="Times New Roman" w:hAnsi="Times New Roman" w:cs="Times New Roman"/>
+          <w:sz w:val="28"/>
+          <w:szCs w:val="28"/>
+          <w:lang w:val="en-US"/>
+        </w:rPr>
+        <w:t xml:space="preserve">    </w:t>
+      </w:r>
+      <w:r>
+        <w:rPr>
+          <w:rFonts w:ascii="Times New Roman" w:hAnsi="Times New Roman" w:cs="Times New Roman"/>
+          <w:sz w:val="28"/>
+          <w:szCs w:val="28"/>
+        </w:rPr>
+        <w:t># Текущие значения переменных</w:t>
+      </w:r>
+    </w:p>
+    <w:p>
+      <w:pPr>
+        <w:rPr>
+          <w:rFonts w:ascii="Times New Roman" w:hAnsi="Times New Roman" w:cs="Times New Roman"/>
+          <w:sz w:val="28"/>
+          <w:szCs w:val="28"/>
+        </w:rPr>
+      </w:pPr>
+      <w:r>
+        <w:rPr>
+          <w:rFonts w:ascii="Times New Roman" w:hAnsi="Times New Roman" w:cs="Times New Roman"/>
+          <w:sz w:val="28"/>
+          <w:szCs w:val="28"/>
+        </w:rPr>
+        <w:t xml:space="preserve">    </w:t>
+      </w:r>
+      <w:proofErr w:type="spellStart"/>
+      <w:r>
+        <w:rPr>
+          <w:rFonts w:ascii="Times New Roman" w:hAnsi="Times New Roman" w:cs="Times New Roman"/>
+          <w:sz w:val="28"/>
+          <w:szCs w:val="28"/>
+        </w:rPr>
+        <w:t>x_curr</w:t>
+      </w:r>
+      <w:proofErr w:type="spellEnd"/>
+      <w:r>
+        <w:rPr>
+          <w:rFonts w:ascii="Times New Roman" w:hAnsi="Times New Roman" w:cs="Times New Roman"/>
+          <w:sz w:val="28"/>
+          <w:szCs w:val="28"/>
+        </w:rPr>
+        <w:t xml:space="preserve"> = </w:t>
+      </w:r>
+      <w:proofErr w:type="spellStart"/>
+      <w:proofErr w:type="gramStart"/>
+      <w:r>
+        <w:rPr>
+          <w:rFonts w:ascii="Times New Roman" w:hAnsi="Times New Roman" w:cs="Times New Roman"/>
+          <w:sz w:val="28"/>
+          <w:szCs w:val="28"/>
+        </w:rPr>
+        <w:t>np.zeros</w:t>
+      </w:r>
+      <w:proofErr w:type="gramEnd"/>
+      <w:r>
+        <w:rPr>
+          <w:rFonts w:ascii="Times New Roman" w:hAnsi="Times New Roman" w:cs="Times New Roman"/>
+          <w:sz w:val="28"/>
+          <w:szCs w:val="28"/>
+        </w:rPr>
+        <w:t>_like</w:t>
+      </w:r>
+      <w:proofErr w:type="spellEnd"/>
+      <w:r>
+        <w:rPr>
+          <w:rFonts w:ascii="Times New Roman" w:hAnsi="Times New Roman" w:cs="Times New Roman"/>
+          <w:sz w:val="28"/>
+          <w:szCs w:val="28"/>
+        </w:rPr>
+        <w:t>(</w:t>
+      </w:r>
+      <w:proofErr w:type="spellStart"/>
+      <w:r>
+        <w:rPr>
+          <w:rFonts w:ascii="Times New Roman" w:hAnsi="Times New Roman" w:cs="Times New Roman"/>
+          <w:sz w:val="28"/>
+          <w:szCs w:val="28"/>
+        </w:rPr>
+        <w:t>x_prev</w:t>
+      </w:r>
+      <w:proofErr w:type="spellEnd"/>
+      <w:r>
+        <w:rPr>
+          <w:rFonts w:ascii="Times New Roman" w:hAnsi="Times New Roman" w:cs="Times New Roman"/>
+          <w:sz w:val="28"/>
+          <w:szCs w:val="28"/>
+        </w:rPr>
+        <w:t>)</w:t>
+      </w:r>
+    </w:p>
+    <w:p>
+      <w:pPr>
+        <w:rPr>
+          <w:rFonts w:ascii="Times New Roman" w:hAnsi="Times New Roman" w:cs="Times New Roman"/>
+          <w:sz w:val="28"/>
+          <w:szCs w:val="28"/>
+        </w:rPr>
+      </w:pPr>
+      <w:r>
+        <w:rPr>
+          <w:rFonts w:ascii="Times New Roman" w:hAnsi="Times New Roman" w:cs="Times New Roman"/>
+          <w:sz w:val="28"/>
+          <w:szCs w:val="28"/>
+        </w:rPr>
+        <w:t xml:space="preserve">    </w:t>
+      </w:r>
+    </w:p>
+    <w:p>
+      <w:pPr>
+        <w:rPr>
+          <w:rFonts w:ascii="Times New Roman" w:hAnsi="Times New Roman" w:cs="Times New Roman"/>
+          <w:sz w:val="28"/>
+          <w:szCs w:val="28"/>
+          <w:lang w:val="en-US"/>
+        </w:rPr>
+      </w:pPr>
+      <w:r>
+        <w:rPr>
+          <w:rFonts w:ascii="Times New Roman" w:hAnsi="Times New Roman" w:cs="Times New Roman"/>
+          <w:sz w:val="28"/>
+          <w:szCs w:val="28"/>
+        </w:rPr>
+        <w:t xml:space="preserve">    </w:t>
+      </w:r>
+      <w:r>
+        <w:rPr>
+          <w:rFonts w:ascii="Times New Roman" w:hAnsi="Times New Roman" w:cs="Times New Roman"/>
+          <w:sz w:val="28"/>
+          <w:szCs w:val="28"/>
+          <w:lang w:val="en-US"/>
+        </w:rPr>
+        <w:t xml:space="preserve"># </w:t>
+      </w:r>
+      <w:r>
+        <w:rPr>
+          <w:rFonts w:ascii="Times New Roman" w:hAnsi="Times New Roman" w:cs="Times New Roman"/>
+          <w:sz w:val="28"/>
+          <w:szCs w:val="28"/>
+        </w:rPr>
+        <w:t>Вычисляем</w:t>
+      </w:r>
+      <w:r>
+        <w:rPr>
+          <w:rFonts w:ascii="Times New Roman" w:hAnsi="Times New Roman" w:cs="Times New Roman"/>
+          <w:sz w:val="28"/>
+          <w:szCs w:val="28"/>
+          <w:lang w:val="en-US"/>
+        </w:rPr>
+        <w:t xml:space="preserve"> </w:t>
+      </w:r>
+      <w:r>
+        <w:rPr>
+          <w:rFonts w:ascii="Times New Roman" w:hAnsi="Times New Roman" w:cs="Times New Roman"/>
+          <w:sz w:val="28"/>
+          <w:szCs w:val="28"/>
+        </w:rPr>
+        <w:t>новое</w:t>
+      </w:r>
+      <w:r>
+        <w:rPr>
+          <w:rFonts w:ascii="Times New Roman" w:hAnsi="Times New Roman" w:cs="Times New Roman"/>
+          <w:sz w:val="28"/>
+          <w:szCs w:val="28"/>
+          <w:lang w:val="en-US"/>
+        </w:rPr>
+        <w:t xml:space="preserve"> </w:t>
+      </w:r>
+      <w:r>
+        <w:rPr>
+          <w:rFonts w:ascii="Times New Roman" w:hAnsi="Times New Roman" w:cs="Times New Roman"/>
+          <w:sz w:val="28"/>
+          <w:szCs w:val="28"/>
+        </w:rPr>
+        <w:t>приближение</w:t>
+      </w:r>
+    </w:p>
+    <w:p>
+      <w:pPr>
+        <w:rPr>
+          <w:rFonts w:ascii="Times New Roman" w:hAnsi="Times New Roman" w:cs="Times New Roman"/>
+          <w:sz w:val="28"/>
+          <w:szCs w:val="28"/>
+          <w:lang w:val="en-US"/>
+        </w:rPr>
+      </w:pPr>
+      <w:r>
+        <w:rPr>
+          <w:rFonts w:ascii="Times New Roman" w:hAnsi="Times New Roman" w:cs="Times New Roman"/>
+          <w:sz w:val="28"/>
+          <w:szCs w:val="28"/>
+          <w:lang w:val="en-US"/>
+        </w:rPr>
+        <w:t xml:space="preserve">    x_curr[0] = (free_terms[0] - coefficients[0][1]*x_prev[1] - coefficients[0][2]*x_prev[2]) / coefficients[0][0]</w:t>
+      </w:r>
+    </w:p>
+    <w:p>
+      <w:pPr>
+        <w:rPr>
+          <w:rFonts w:ascii="Times New Roman" w:hAnsi="Times New Roman" w:cs="Times New Roman"/>
+          <w:sz w:val="28"/>
+          <w:szCs w:val="28"/>
+          <w:lang w:val="en-US"/>
+        </w:rPr>
+      </w:pPr>
+      <w:r>
+        <w:rPr>
+          <w:rFonts w:ascii="Times New Roman" w:hAnsi="Times New Roman" w:cs="Times New Roman"/>
+          <w:sz w:val="28"/>
+          <w:szCs w:val="28"/>
+          <w:lang w:val="en-US"/>
+        </w:rPr>
+        <w:t xml:space="preserve">    x_curr[1] = (free_terms[1] - coefficients[1][0]*x_prev[0] - coefficients[1][2]*x_prev[2]) / coefficients[1][1]</w:t>
+      </w:r>
+    </w:p>
+    <w:p>
+      <w:pPr>
+        <w:rPr>
+          <w:rFonts w:ascii="Times New Roman" w:hAnsi="Times New Roman" w:cs="Times New Roman"/>
+          <w:sz w:val="28"/>
+          <w:szCs w:val="28"/>
+          <w:lang w:val="en-US"/>
+        </w:rPr>
+      </w:pPr>
+      <w:r>
+        <w:rPr>
+          <w:rFonts w:ascii="Times New Roman" w:hAnsi="Times New Roman" w:cs="Times New Roman"/>
+          <w:sz w:val="28"/>
+          <w:szCs w:val="28"/>
+          <w:lang w:val="en-US"/>
+        </w:rPr>
+        <w:t xml:space="preserve">    x_curr[2] = (free_terms[2] - coefficients[2][0]*x_prev[0] - coefficients[2][1]*x_prev[1]) / coefficients[2][2]</w:t>
+      </w:r>
+    </w:p>
+    <w:p>
+      <w:pPr>
+        <w:rPr>
+          <w:rFonts w:ascii="Times New Roman" w:hAnsi="Times New Roman" w:cs="Times New Roman"/>
+          <w:sz w:val="28"/>
+          <w:szCs w:val="28"/>
+          <w:lang w:val="en-US"/>
+        </w:rPr>
+      </w:pPr>
+      <w:r>
+        <w:rPr>
+          <w:rFonts w:ascii="Times New Roman" w:hAnsi="Times New Roman" w:cs="Times New Roman"/>
+          <w:sz w:val="28"/>
+          <w:szCs w:val="28"/>
+          <w:lang w:val="en-US"/>
+        </w:rPr>
+        <w:lastRenderedPageBreak/>
+        <w:t xml:space="preserve">    </w:t>
+      </w:r>
+    </w:p>
+    <w:p>
+      <w:pPr>
+        <w:rPr>
+          <w:rFonts w:ascii="Times New Roman" w:hAnsi="Times New Roman" w:cs="Times New Roman"/>
+          <w:sz w:val="28"/>
+          <w:szCs w:val="28"/>
+        </w:rPr>
+      </w:pPr>
+      <w:r>
+        <w:rPr>
+          <w:rFonts w:ascii="Times New Roman" w:hAnsi="Times New Roman" w:cs="Times New Roman"/>
+          <w:sz w:val="28"/>
+          <w:szCs w:val="28"/>
+          <w:lang w:val="en-US"/>
+        </w:rPr>
+        <w:t xml:space="preserve">    </w:t>
+      </w:r>
+      <w:r>
+        <w:rPr>
+          <w:rFonts w:ascii="Times New Roman" w:hAnsi="Times New Roman" w:cs="Times New Roman"/>
+          <w:sz w:val="28"/>
+          <w:szCs w:val="28"/>
+        </w:rPr>
+        <w:t># Проверка на сходимость (норма разницы между предыдущим и новым приближением)</w:t>
+      </w:r>
+    </w:p>
+    <w:p>
+      <w:pPr>
+        <w:rPr>
+          <w:rFonts w:ascii="Times New Roman" w:hAnsi="Times New Roman" w:cs="Times New Roman"/>
+          <w:sz w:val="28"/>
+          <w:szCs w:val="28"/>
+          <w:lang w:val="en-US"/>
+        </w:rPr>
+      </w:pPr>
+      <w:r>
+        <w:rPr>
+          <w:rFonts w:ascii="Times New Roman" w:hAnsi="Times New Roman" w:cs="Times New Roman"/>
+          <w:sz w:val="28"/>
+          <w:szCs w:val="28"/>
+        </w:rPr>
+        <w:t xml:space="preserve">    </w:t>
+      </w:r>
+      <w:r>
+        <w:rPr>
+          <w:rFonts w:ascii="Times New Roman" w:hAnsi="Times New Roman" w:cs="Times New Roman"/>
+          <w:sz w:val="28"/>
+          <w:szCs w:val="28"/>
+          <w:lang w:val="en-US"/>
+        </w:rPr>
+        <w:t>diff = np.max(np.abs(x_curr - x_prev))</w:t>
+      </w:r>
+    </w:p>
+    <w:p>
+      <w:pPr>
+        <w:rPr>
+          <w:rFonts w:ascii="Times New Roman" w:hAnsi="Times New Roman" w:cs="Times New Roman"/>
+          <w:sz w:val="28"/>
+          <w:szCs w:val="28"/>
+          <w:lang w:val="en-US"/>
+        </w:rPr>
+      </w:pPr>
+      <w:r>
+        <w:rPr>
+          <w:rFonts w:ascii="Times New Roman" w:hAnsi="Times New Roman" w:cs="Times New Roman"/>
+          <w:sz w:val="28"/>
+          <w:szCs w:val="28"/>
+          <w:lang w:val="en-US"/>
+        </w:rPr>
+        <w:t xml:space="preserve">    </w:t>
+      </w:r>
+    </w:p>
+    <w:p>
+      <w:pPr>
+        <w:rPr>
+          <w:rFonts w:ascii="Times New Roman" w:hAnsi="Times New Roman" w:cs="Times New Roman"/>
+          <w:sz w:val="28"/>
+          <w:szCs w:val="28"/>
+        </w:rPr>
+      </w:pPr>
+      <w:r>
+        <w:rPr>
+          <w:rFonts w:ascii="Times New Roman" w:hAnsi="Times New Roman" w:cs="Times New Roman"/>
+          <w:sz w:val="28"/>
+          <w:szCs w:val="28"/>
+          <w:lang w:val="en-US"/>
+        </w:rPr>
+        <w:t xml:space="preserve">    </w:t>
+      </w:r>
+      <w:r>
+        <w:rPr>
+          <w:rFonts w:ascii="Times New Roman" w:hAnsi="Times New Roman" w:cs="Times New Roman"/>
+          <w:sz w:val="28"/>
+          <w:szCs w:val="28"/>
+        </w:rPr>
+        <w:t># Если достигнута необходимая точность, прерываем итерации</w:t>
+      </w:r>
+    </w:p>
+    <w:p>
+      <w:pPr>
+        <w:rPr>
+          <w:rFonts w:ascii="Times New Roman" w:hAnsi="Times New Roman" w:cs="Times New Roman"/>
+          <w:sz w:val="28"/>
+          <w:szCs w:val="28"/>
+        </w:rPr>
+      </w:pPr>
+      <w:r>
+        <w:rPr>
+          <w:rFonts w:ascii="Times New Roman" w:hAnsi="Times New Roman" w:cs="Times New Roman"/>
+          <w:sz w:val="28"/>
+          <w:szCs w:val="28"/>
+        </w:rPr>
+        <w:t xml:space="preserve">    </w:t>
+      </w:r>
+      <w:proofErr w:type="spellStart"/>
+      <w:r>
+        <w:rPr>
+          <w:rFonts w:ascii="Times New Roman" w:hAnsi="Times New Roman" w:cs="Times New Roman"/>
+          <w:sz w:val="28"/>
+          <w:szCs w:val="28"/>
+        </w:rPr>
+        <w:t>if</w:t>
+      </w:r>
+      <w:proofErr w:type="spellEnd"/>
+      <w:r>
+        <w:rPr>
+          <w:rFonts w:ascii="Times New Roman" w:hAnsi="Times New Roman" w:cs="Times New Roman"/>
+          <w:sz w:val="28"/>
+          <w:szCs w:val="28"/>
+        </w:rPr>
+        <w:t xml:space="preserve"> </w:t>
+      </w:r>
+      <w:proofErr w:type="spellStart"/>
+      <w:r>
+        <w:rPr>
+          <w:rFonts w:ascii="Times New Roman" w:hAnsi="Times New Roman" w:cs="Times New Roman"/>
+          <w:sz w:val="28"/>
+          <w:szCs w:val="28"/>
+        </w:rPr>
+        <w:t>diff</w:t>
+      </w:r>
+      <w:proofErr w:type="spellEnd"/>
+      <w:r>
+        <w:rPr>
+          <w:rFonts w:ascii="Times New Roman" w:hAnsi="Times New Roman" w:cs="Times New Roman"/>
+          <w:sz w:val="28"/>
+          <w:szCs w:val="28"/>
+        </w:rPr>
+        <w:t xml:space="preserve"> </w:t>
+      </w:r>
+      <w:proofErr w:type="gramStart"/>
+      <w:r>
+        <w:rPr>
+          <w:rFonts w:ascii="Times New Roman" w:hAnsi="Times New Roman" w:cs="Times New Roman"/>
+          <w:sz w:val="28"/>
+          <w:szCs w:val="28"/>
+        </w:rPr>
+        <w:t xml:space="preserve">&lt; </w:t>
+      </w:r>
+      <w:proofErr w:type="spellStart"/>
+      <w:r>
+        <w:rPr>
+          <w:rFonts w:ascii="Times New Roman" w:hAnsi="Times New Roman" w:cs="Times New Roman"/>
+          <w:sz w:val="28"/>
+          <w:szCs w:val="28"/>
+        </w:rPr>
+        <w:t>epsilon</w:t>
+      </w:r>
+      <w:proofErr w:type="spellEnd"/>
+      <w:proofErr w:type="gramEnd"/>
+      <w:r>
+        <w:rPr>
+          <w:rFonts w:ascii="Times New Roman" w:hAnsi="Times New Roman" w:cs="Times New Roman"/>
+          <w:sz w:val="28"/>
+          <w:szCs w:val="28"/>
+        </w:rPr>
+        <w:t>:</w:t>
+      </w:r>
+    </w:p>
+    <w:p>
+      <w:pPr>
+        <w:rPr>
+          <w:rFonts w:ascii="Times New Roman" w:hAnsi="Times New Roman" w:cs="Times New Roman"/>
+          <w:sz w:val="28"/>
+          <w:szCs w:val="28"/>
+        </w:rPr>
+      </w:pPr>
+      <w:r>
+        <w:rPr>
+          <w:rFonts w:ascii="Times New Roman" w:hAnsi="Times New Roman" w:cs="Times New Roman"/>
+          <w:sz w:val="28"/>
+          <w:szCs w:val="28"/>
+        </w:rPr>
+        <w:t xml:space="preserve">        </w:t>
+      </w:r>
+      <w:proofErr w:type="spellStart"/>
+      <w:r>
+        <w:rPr>
+          <w:rFonts w:ascii="Times New Roman" w:hAnsi="Times New Roman" w:cs="Times New Roman"/>
+          <w:sz w:val="28"/>
+          <w:szCs w:val="28"/>
+        </w:rPr>
+        <w:t>break</w:t>
+      </w:r>
+      <w:proofErr w:type="spellEnd"/>
+    </w:p>
+    <w:p>
+      <w:pPr>
+        <w:rPr>
+          <w:rFonts w:ascii="Times New Roman" w:hAnsi="Times New Roman" w:cs="Times New Roman"/>
+          <w:sz w:val="28"/>
+          <w:szCs w:val="28"/>
+        </w:rPr>
+      </w:pPr>
+      <w:r>
+        <w:rPr>
+          <w:rFonts w:ascii="Times New Roman" w:hAnsi="Times New Roman" w:cs="Times New Roman"/>
+          <w:sz w:val="28"/>
+          <w:szCs w:val="28"/>
+        </w:rPr>
+        <w:t xml:space="preserve">    </w:t>
+      </w:r>
+    </w:p>
+    <w:p>
+      <w:pPr>
+        <w:rPr>
+          <w:rFonts w:ascii="Times New Roman" w:hAnsi="Times New Roman" w:cs="Times New Roman"/>
+          <w:sz w:val="28"/>
+          <w:szCs w:val="28"/>
+        </w:rPr>
+      </w:pPr>
+      <w:r>
+        <w:rPr>
+          <w:rFonts w:ascii="Times New Roman" w:hAnsi="Times New Roman" w:cs="Times New Roman"/>
+          <w:sz w:val="28"/>
+          <w:szCs w:val="28"/>
+        </w:rPr>
+        <w:t xml:space="preserve">    # Переходим к следующему шагу</w:t>
+      </w:r>
+    </w:p>
+    <w:p>
+      <w:pPr>
+        <w:rPr>
+          <w:rFonts w:ascii="Times New Roman" w:hAnsi="Times New Roman" w:cs="Times New Roman"/>
+          <w:sz w:val="28"/>
+          <w:szCs w:val="28"/>
+        </w:rPr>
+      </w:pPr>
+      <w:r>
+        <w:rPr>
+          <w:rFonts w:ascii="Times New Roman" w:hAnsi="Times New Roman" w:cs="Times New Roman"/>
+          <w:sz w:val="28"/>
+          <w:szCs w:val="28"/>
+        </w:rPr>
+        <w:t xml:space="preserve">    </w:t>
+      </w:r>
+      <w:proofErr w:type="spellStart"/>
+      <w:r>
+        <w:rPr>
+          <w:rFonts w:ascii="Times New Roman" w:hAnsi="Times New Roman" w:cs="Times New Roman"/>
+          <w:sz w:val="28"/>
+          <w:szCs w:val="28"/>
+        </w:rPr>
+        <w:t>x_prev</w:t>
+      </w:r>
+      <w:proofErr w:type="spellEnd"/>
+      <w:r>
+        <w:rPr>
+          <w:rFonts w:ascii="Times New Roman" w:hAnsi="Times New Roman" w:cs="Times New Roman"/>
+          <w:sz w:val="28"/>
+          <w:szCs w:val="28"/>
+        </w:rPr>
+        <w:t xml:space="preserve"> = </w:t>
+      </w:r>
+      <w:proofErr w:type="spellStart"/>
+      <w:r>
+        <w:rPr>
+          <w:rFonts w:ascii="Times New Roman" w:hAnsi="Times New Roman" w:cs="Times New Roman"/>
+          <w:sz w:val="28"/>
+          <w:szCs w:val="28"/>
+        </w:rPr>
+        <w:t>x_curr</w:t>
+      </w:r>
+      <w:proofErr w:type="spellEnd"/>
+    </w:p>
+    <w:p>
+      <w:pPr>
+        <w:rPr>
+          <w:rFonts w:ascii="Times New Roman" w:hAnsi="Times New Roman" w:cs="Times New Roman"/>
+          <w:sz w:val="28"/>
+          <w:szCs w:val="28"/>
+        </w:rPr>
+      </w:pPr>
+    </w:p>
+    <w:p>
+      <w:pPr>
+        <w:rPr>
+          <w:rFonts w:ascii="Times New Roman" w:hAnsi="Times New Roman" w:cs="Times New Roman"/>
+          <w:sz w:val="28"/>
+          <w:szCs w:val="28"/>
+        </w:rPr>
+      </w:pPr>
+      <w:r>
+        <w:rPr>
+          <w:rFonts w:ascii="Times New Roman" w:hAnsi="Times New Roman" w:cs="Times New Roman"/>
+          <w:sz w:val="28"/>
+          <w:szCs w:val="28"/>
+        </w:rPr>
+        <w:t xml:space="preserve"># </w:t>
+      </w:r>
+      <w:r>
+        <w:rPr>
+          <w:rFonts w:ascii="Segoe UI Symbol" w:hAnsi="Segoe UI Symbol" w:cs="Segoe UI Symbol"/>
+          <w:sz w:val="28"/>
+          <w:szCs w:val="28"/>
+        </w:rPr>
+        <w:t>📌</w:t>
+      </w:r>
+      <w:r>
+        <w:rPr>
+          <w:rFonts w:ascii="Times New Roman" w:hAnsi="Times New Roman" w:cs="Times New Roman"/>
+          <w:sz w:val="28"/>
+          <w:szCs w:val="28"/>
+        </w:rPr>
+        <w:t xml:space="preserve"> </w:t>
+      </w:r>
+      <w:proofErr w:type="gramStart"/>
+      <w:r>
+        <w:rPr>
+          <w:rFonts w:ascii="Times New Roman" w:hAnsi="Times New Roman" w:cs="Times New Roman"/>
+          <w:sz w:val="28"/>
+          <w:szCs w:val="28"/>
+        </w:rPr>
+        <w:t>Выводим</w:t>
+      </w:r>
+      <w:proofErr w:type="gramEnd"/>
+      <w:r>
+        <w:rPr>
+          <w:rFonts w:ascii="Times New Roman" w:hAnsi="Times New Roman" w:cs="Times New Roman"/>
+          <w:sz w:val="28"/>
+          <w:szCs w:val="28"/>
+        </w:rPr>
+        <w:t xml:space="preserve"> результат</w:t>
+      </w:r>
+    </w:p>
+    <w:p>
+      <w:pPr>
+        <w:rPr>
+          <w:rFonts w:ascii="Times New Roman" w:hAnsi="Times New Roman" w:cs="Times New Roman"/>
+          <w:sz w:val="28"/>
+          <w:szCs w:val="28"/>
+        </w:rPr>
+      </w:pPr>
+      <w:proofErr w:type="spellStart"/>
+      <w:proofErr w:type="gramStart"/>
+      <w:r>
+        <w:rPr>
+          <w:rFonts w:ascii="Times New Roman" w:hAnsi="Times New Roman" w:cs="Times New Roman"/>
+          <w:sz w:val="28"/>
+          <w:szCs w:val="28"/>
+        </w:rPr>
+        <w:t>print</w:t>
+      </w:r>
+      <w:proofErr w:type="spellEnd"/>
+      <w:r>
+        <w:rPr>
+          <w:rFonts w:ascii="Times New Roman" w:hAnsi="Times New Roman" w:cs="Times New Roman"/>
+          <w:sz w:val="28"/>
+          <w:szCs w:val="28"/>
+        </w:rPr>
+        <w:t>(</w:t>
+      </w:r>
+      <w:proofErr w:type="gramEnd"/>
+      <w:r>
+        <w:rPr>
+          <w:rFonts w:ascii="Times New Roman" w:hAnsi="Times New Roman" w:cs="Times New Roman"/>
+          <w:sz w:val="28"/>
+          <w:szCs w:val="28"/>
+        </w:rPr>
+        <w:t>f"\n🟠 Решение методом простых итераций:\</w:t>
+      </w:r>
+      <w:proofErr w:type="spellStart"/>
+      <w:r>
+        <w:rPr>
+          <w:rFonts w:ascii="Times New Roman" w:hAnsi="Times New Roman" w:cs="Times New Roman"/>
+          <w:sz w:val="28"/>
+          <w:szCs w:val="28"/>
+        </w:rPr>
+        <w:t>nx</w:t>
+      </w:r>
+      <w:proofErr w:type="spellEnd"/>
+      <w:r>
+        <w:rPr>
+          <w:rFonts w:ascii="Times New Roman" w:hAnsi="Times New Roman" w:cs="Times New Roman"/>
+          <w:sz w:val="28"/>
+          <w:szCs w:val="28"/>
+        </w:rPr>
+        <w:t xml:space="preserve"> ≈ {</w:t>
+      </w:r>
+      <w:proofErr w:type="spellStart"/>
+      <w:r>
+        <w:rPr>
+          <w:rFonts w:ascii="Times New Roman" w:hAnsi="Times New Roman" w:cs="Times New Roman"/>
+          <w:sz w:val="28"/>
+          <w:szCs w:val="28"/>
+        </w:rPr>
+        <w:t>x_curr</w:t>
+      </w:r>
+      <w:proofErr w:type="spellEnd"/>
+      <w:r>
+        <w:rPr>
+          <w:rFonts w:ascii="Times New Roman" w:hAnsi="Times New Roman" w:cs="Times New Roman"/>
+          <w:sz w:val="28"/>
+          <w:szCs w:val="28"/>
+        </w:rPr>
+        <w:t>[0]:.4f}\</w:t>
+      </w:r>
+      <w:proofErr w:type="spellStart"/>
+      <w:r>
+        <w:rPr>
+          <w:rFonts w:ascii="Times New Roman" w:hAnsi="Times New Roman" w:cs="Times New Roman"/>
+          <w:sz w:val="28"/>
+          <w:szCs w:val="28"/>
+        </w:rPr>
+        <w:t>ny</w:t>
+      </w:r>
+      <w:proofErr w:type="spellEnd"/>
+      <w:r>
+        <w:rPr>
+          <w:rFonts w:ascii="Times New Roman" w:hAnsi="Times New Roman" w:cs="Times New Roman"/>
+          <w:sz w:val="28"/>
+          <w:szCs w:val="28"/>
+        </w:rPr>
+        <w:t xml:space="preserve"> ≈ {</w:t>
+      </w:r>
+      <w:proofErr w:type="spellStart"/>
+      <w:r>
+        <w:rPr>
+          <w:rFonts w:ascii="Times New Roman" w:hAnsi="Times New Roman" w:cs="Times New Roman"/>
+          <w:sz w:val="28"/>
+          <w:szCs w:val="28"/>
+        </w:rPr>
+        <w:t>x_curr</w:t>
+      </w:r>
+      <w:proofErr w:type="spellEnd"/>
+      <w:r>
+        <w:rPr>
+          <w:rFonts w:ascii="Times New Roman" w:hAnsi="Times New Roman" w:cs="Times New Roman"/>
+          <w:sz w:val="28"/>
+          <w:szCs w:val="28"/>
+        </w:rPr>
+        <w:t>[1]:.4f}\</w:t>
+      </w:r>
+      <w:proofErr w:type="spellStart"/>
+      <w:r>
+        <w:rPr>
+          <w:rFonts w:ascii="Times New Roman" w:hAnsi="Times New Roman" w:cs="Times New Roman"/>
+          <w:sz w:val="28"/>
+          <w:szCs w:val="28"/>
+        </w:rPr>
+        <w:t>nz</w:t>
+      </w:r>
+      <w:proofErr w:type="spellEnd"/>
+      <w:r>
+        <w:rPr>
+          <w:rFonts w:ascii="Times New Roman" w:hAnsi="Times New Roman" w:cs="Times New Roman"/>
+          <w:sz w:val="28"/>
+          <w:szCs w:val="28"/>
+        </w:rPr>
+        <w:t xml:space="preserve"> ≈ {</w:t>
+      </w:r>
+      <w:proofErr w:type="spellStart"/>
+      <w:r>
+        <w:rPr>
+          <w:rFonts w:ascii="Times New Roman" w:hAnsi="Times New Roman" w:cs="Times New Roman"/>
+          <w:sz w:val="28"/>
+          <w:szCs w:val="28"/>
+        </w:rPr>
+        <w:t>x_curr</w:t>
+      </w:r>
+      <w:proofErr w:type="spellEnd"/>
+      <w:r>
+        <w:rPr>
+          <w:rFonts w:ascii="Times New Roman" w:hAnsi="Times New Roman" w:cs="Times New Roman"/>
+          <w:sz w:val="28"/>
+          <w:szCs w:val="28"/>
+        </w:rPr>
+        <w:t>[2]:.4f}")</w:t>
+      </w:r>
+    </w:p>
+    <w:p>
+      <w:pPr>
+        <w:rPr>
+          <w:rFonts w:ascii="Times New Roman" w:hAnsi="Times New Roman" w:cs="Times New Roman"/>
+          <w:sz w:val="28"/>
+          <w:szCs w:val="28"/>
+        </w:rPr>
+      </w:pPr>
+    </w:p>
+    <w:p>
+      <w:pPr>
+        <w:rPr>
+          <w:rFonts w:ascii="Times New Roman" w:hAnsi="Times New Roman" w:cs="Times New Roman"/>
+          <w:sz w:val="28"/>
+          <w:szCs w:val="28"/>
+        </w:rPr>
+      </w:pPr>
+      <w:r>
+        <w:rPr>
+          <w:rFonts w:ascii="Times New Roman" w:hAnsi="Times New Roman" w:cs="Times New Roman"/>
+          <w:sz w:val="28"/>
+          <w:szCs w:val="28"/>
+        </w:rPr>
+        <w:t xml:space="preserve"># </w:t>
+      </w:r>
+      <w:r>
+        <w:rPr>
+          <w:rFonts w:ascii="Segoe UI Symbol" w:hAnsi="Segoe UI Symbol" w:cs="Segoe UI Symbol"/>
+          <w:sz w:val="28"/>
+          <w:szCs w:val="28"/>
+        </w:rPr>
+        <w:t>📌</w:t>
+      </w:r>
+      <w:r>
+        <w:rPr>
+          <w:rFonts w:ascii="Times New Roman" w:hAnsi="Times New Roman" w:cs="Times New Roman"/>
+          <w:sz w:val="28"/>
+          <w:szCs w:val="28"/>
+        </w:rPr>
+        <w:t xml:space="preserve"> Проверка решения (подставляем в исходную систему)</w:t>
+      </w:r>
+    </w:p>
+    <w:p>
+      <w:pPr>
+        <w:rPr>
+          <w:rFonts w:ascii="Times New Roman" w:hAnsi="Times New Roman" w:cs="Times New Roman"/>
+          <w:sz w:val="28"/>
+          <w:szCs w:val="28"/>
+          <w:lang w:val="en-US"/>
+        </w:rPr>
+      </w:pPr>
+      <w:r>
+        <w:rPr>
+          <w:rFonts w:ascii="Times New Roman" w:hAnsi="Times New Roman" w:cs="Times New Roman"/>
+          <w:sz w:val="28"/>
+          <w:szCs w:val="28"/>
+          <w:lang w:val="en-US"/>
+        </w:rPr>
+        <w:t>residuals = np.dot(coefficients, x_curr) - free_terms</w:t>
+      </w:r>
+    </w:p>
+    <w:p>
+      <w:pPr>
+        <w:rPr>
+          <w:rFonts w:ascii="Times New Roman" w:hAnsi="Times New Roman" w:cs="Times New Roman"/>
+          <w:sz w:val="28"/>
+          <w:szCs w:val="28"/>
+        </w:rPr>
+      </w:pPr>
+      <w:proofErr w:type="spellStart"/>
+      <w:proofErr w:type="gramStart"/>
+      <w:r>
+        <w:rPr>
+          <w:rFonts w:ascii="Times New Roman" w:hAnsi="Times New Roman" w:cs="Times New Roman"/>
+          <w:sz w:val="28"/>
+          <w:szCs w:val="28"/>
+        </w:rPr>
+        <w:t>print</w:t>
+      </w:r>
+      <w:proofErr w:type="spellEnd"/>
+      <w:r>
+        <w:rPr>
+          <w:rFonts w:ascii="Times New Roman" w:hAnsi="Times New Roman" w:cs="Times New Roman"/>
+          <w:sz w:val="28"/>
+          <w:szCs w:val="28"/>
+        </w:rPr>
+        <w:t>(</w:t>
+      </w:r>
+      <w:proofErr w:type="gramEnd"/>
+      <w:r>
+        <w:rPr>
+          <w:rFonts w:ascii="Times New Roman" w:hAnsi="Times New Roman" w:cs="Times New Roman"/>
+          <w:sz w:val="28"/>
+          <w:szCs w:val="28"/>
+        </w:rPr>
+        <w:t xml:space="preserve">"\n🟤 Проверка решения (невязки):\n", </w:t>
+      </w:r>
+      <w:proofErr w:type="spellStart"/>
+      <w:r>
+        <w:rPr>
+          <w:rFonts w:ascii="Times New Roman" w:hAnsi="Times New Roman" w:cs="Times New Roman"/>
+          <w:sz w:val="28"/>
+          <w:szCs w:val="28"/>
+        </w:rPr>
+        <w:t>residuals.round</w:t>
+      </w:r>
+      <w:proofErr w:type="spellEnd"/>
+      <w:r>
+        <w:rPr>
+          <w:rFonts w:ascii="Times New Roman" w:hAnsi="Times New Roman" w:cs="Times New Roman"/>
+          <w:sz w:val="28"/>
+          <w:szCs w:val="28"/>
+        </w:rPr>
+        <w:t>(4))</w:t>
       </w:r>
       <w:bookmarkStart w:id="0" w:name="_GoBack"/>
       <w:bookmarkEnd w:id="0"/>
